--- a/Relatório/AMS.docx
+++ b/Relatório/AMS.docx
@@ -1361,6 +1361,69 @@
           <w:rFonts w:ascii="Arial" w:hAnsi="Arial" w:cs="Arial"/>
         </w:rPr>
       </w:pPr>
+      <w:r>
+        <w:rPr>
+          <w:rFonts w:ascii="Arial" w:hAnsi="Arial" w:cs="Arial"/>
+          <w:noProof/>
+        </w:rPr>
+        <w:drawing>
+          <wp:inline distT="0" distB="0" distL="0" distR="0" wp14:anchorId="389503C3" wp14:editId="351AED44">
+            <wp:extent cx="5645888" cy="5250198"/>
+            <wp:effectExtent l="0" t="0" r="0" b="7620"/>
+            <wp:docPr id="1713511412" name="Imagem 2"/>
+            <wp:cNvGraphicFramePr>
+              <a:graphicFrameLocks xmlns:a="http://schemas.openxmlformats.org/drawingml/2006/main" noChangeAspect="1"/>
+            </wp:cNvGraphicFramePr>
+            <a:graphic xmlns:a="http://schemas.openxmlformats.org/drawingml/2006/main">
+              <a:graphicData uri="http://schemas.openxmlformats.org/drawingml/2006/picture">
+                <pic:pic xmlns:pic="http://schemas.openxmlformats.org/drawingml/2006/picture">
+                  <pic:nvPicPr>
+                    <pic:cNvPr id="1713511412" name="Imagem 1713511412"/>
+                    <pic:cNvPicPr/>
+                  </pic:nvPicPr>
+                  <pic:blipFill>
+                    <a:blip r:embed="rId7">
+                      <a:extLst>
+                        <a:ext uri="{28A0092B-C50C-407E-A947-70E740481C1C}">
+                          <a14:useLocalDpi xmlns:a14="http://schemas.microsoft.com/office/drawing/2010/main" val="0"/>
+                        </a:ext>
+                      </a:extLst>
+                    </a:blip>
+                    <a:stretch>
+                      <a:fillRect/>
+                    </a:stretch>
+                  </pic:blipFill>
+                  <pic:spPr>
+                    <a:xfrm>
+                      <a:off x="0" y="0"/>
+                      <a:ext cx="5648290" cy="5252432"/>
+                    </a:xfrm>
+                    <a:prstGeom prst="rect">
+                      <a:avLst/>
+                    </a:prstGeom>
+                  </pic:spPr>
+                </pic:pic>
+              </a:graphicData>
+            </a:graphic>
+          </wp:inline>
+        </w:drawing>
+      </w:r>
+    </w:p>
+    <w:p>
+      <w:pPr>
+        <w:jc w:val="both"/>
+        <w:rPr>
+          <w:rFonts w:ascii="Arial" w:hAnsi="Arial" w:cs="Arial"/>
+        </w:rPr>
+      </w:pPr>
+    </w:p>
+    <w:p>
+      <w:pPr>
+        <w:jc w:val="both"/>
+        <w:rPr>
+          <w:rFonts w:ascii="Arial" w:hAnsi="Arial" w:cs="Arial"/>
+        </w:rPr>
+      </w:pPr>
     </w:p>
     <w:p>
       <w:pPr>
@@ -1391,26 +1454,122 @@
           <w:rFonts w:ascii="Arial" w:hAnsi="Arial" w:cs="Arial"/>
         </w:rPr>
       </w:pPr>
-    </w:p>
-    <w:p>
-      <w:pPr>
-        <w:jc w:val="both"/>
-        <w:rPr>
-          <w:rFonts w:ascii="Arial" w:hAnsi="Arial" w:cs="Arial"/>
-        </w:rPr>
-      </w:pPr>
-    </w:p>
-    <w:p>
-      <w:pPr>
-        <w:jc w:val="both"/>
-        <w:rPr>
-          <w:rFonts w:ascii="Arial" w:hAnsi="Arial" w:cs="Arial"/>
-        </w:rPr>
-      </w:pPr>
-      <w:r>
-        <w:rPr>
-          <w:rFonts w:ascii="Arial" w:hAnsi="Arial" w:cs="Arial"/>
-        </w:rPr>
+      <w:r>
+        <w:rPr>
+          <w:rFonts w:ascii="Arial" w:hAnsi="Arial" w:cs="Arial"/>
+          <w:noProof/>
+        </w:rPr>
+        <w:drawing>
+          <wp:inline distT="0" distB="0" distL="0" distR="0" wp14:anchorId="532FDD9A" wp14:editId="0B691DD1">
+            <wp:extent cx="5570806" cy="5508678"/>
+            <wp:effectExtent l="0" t="0" r="0" b="0"/>
+            <wp:docPr id="1490250324" name="Imagem 1"/>
+            <wp:cNvGraphicFramePr>
+              <a:graphicFrameLocks xmlns:a="http://schemas.openxmlformats.org/drawingml/2006/main" noChangeAspect="1"/>
+            </wp:cNvGraphicFramePr>
+            <a:graphic xmlns:a="http://schemas.openxmlformats.org/drawingml/2006/main">
+              <a:graphicData uri="http://schemas.openxmlformats.org/drawingml/2006/picture">
+                <pic:pic xmlns:pic="http://schemas.openxmlformats.org/drawingml/2006/picture">
+                  <pic:nvPicPr>
+                    <pic:cNvPr id="1490250324" name="Imagem 1490250324"/>
+                    <pic:cNvPicPr/>
+                  </pic:nvPicPr>
+                  <pic:blipFill>
+                    <a:blip r:embed="rId8">
+                      <a:extLst>
+                        <a:ext uri="{28A0092B-C50C-407E-A947-70E740481C1C}">
+                          <a14:useLocalDpi xmlns:a14="http://schemas.microsoft.com/office/drawing/2010/main" val="0"/>
+                        </a:ext>
+                      </a:extLst>
+                    </a:blip>
+                    <a:stretch>
+                      <a:fillRect/>
+                    </a:stretch>
+                  </pic:blipFill>
+                  <pic:spPr>
+                    <a:xfrm>
+                      <a:off x="0" y="0"/>
+                      <a:ext cx="5574501" cy="5512332"/>
+                    </a:xfrm>
+                    <a:prstGeom prst="rect">
+                      <a:avLst/>
+                    </a:prstGeom>
+                  </pic:spPr>
+                </pic:pic>
+              </a:graphicData>
+            </a:graphic>
+          </wp:inline>
+        </w:drawing>
+      </w:r>
+    </w:p>
+    <w:p>
+      <w:pPr>
+        <w:jc w:val="both"/>
+        <w:rPr>
+          <w:rFonts w:ascii="Arial" w:hAnsi="Arial" w:cs="Arial"/>
+        </w:rPr>
+      </w:pPr>
+    </w:p>
+    <w:p>
+      <w:pPr>
+        <w:jc w:val="both"/>
+        <w:rPr>
+          <w:rFonts w:ascii="Arial" w:hAnsi="Arial" w:cs="Arial"/>
+        </w:rPr>
+      </w:pPr>
+    </w:p>
+    <w:p>
+      <w:pPr>
+        <w:jc w:val="both"/>
+        <w:rPr>
+          <w:rFonts w:ascii="Arial" w:hAnsi="Arial" w:cs="Arial"/>
+        </w:rPr>
+      </w:pPr>
+    </w:p>
+    <w:p>
+      <w:pPr>
+        <w:jc w:val="both"/>
+        <w:rPr>
+          <w:rFonts w:ascii="Arial" w:hAnsi="Arial" w:cs="Arial"/>
+        </w:rPr>
+      </w:pPr>
+    </w:p>
+    <w:p>
+      <w:pPr>
+        <w:jc w:val="both"/>
+        <w:rPr>
+          <w:rFonts w:ascii="Arial" w:hAnsi="Arial" w:cs="Arial"/>
+        </w:rPr>
+      </w:pPr>
+    </w:p>
+    <w:p>
+      <w:pPr>
+        <w:jc w:val="both"/>
+        <w:rPr>
+          <w:rFonts w:ascii="Arial" w:hAnsi="Arial" w:cs="Arial"/>
+        </w:rPr>
+      </w:pPr>
+    </w:p>
+    <w:p>
+      <w:pPr>
+        <w:jc w:val="both"/>
+        <w:rPr>
+          <w:rFonts w:ascii="Arial" w:hAnsi="Arial" w:cs="Arial"/>
+        </w:rPr>
+      </w:pPr>
+    </w:p>
+    <w:p>
+      <w:pPr>
+        <w:jc w:val="both"/>
+        <w:rPr>
+          <w:rFonts w:ascii="Arial" w:hAnsi="Arial" w:cs="Arial"/>
+        </w:rPr>
+      </w:pPr>
+      <w:r>
+        <w:rPr>
+          <w:rFonts w:ascii="Arial" w:hAnsi="Arial" w:cs="Arial"/>
+        </w:rPr>
+        <w:lastRenderedPageBreak/>
         <w:t>Atividades:</w:t>
       </w:r>
     </w:p>
@@ -1421,6 +1580,53 @@
           <w:rFonts w:ascii="Arial" w:hAnsi="Arial" w:cs="Arial"/>
         </w:rPr>
       </w:pPr>
+      <w:r>
+        <w:rPr>
+          <w:rFonts w:ascii="Arial" w:hAnsi="Arial" w:cs="Arial"/>
+          <w:noProof/>
+        </w:rPr>
+        <w:drawing>
+          <wp:inline distT="0" distB="0" distL="0" distR="0" wp14:anchorId="79AE2BE7" wp14:editId="7DC649D2">
+            <wp:extent cx="3910819" cy="8527602"/>
+            <wp:effectExtent l="0" t="0" r="0" b="6985"/>
+            <wp:docPr id="953315468" name="Imagem 2"/>
+            <wp:cNvGraphicFramePr>
+              <a:graphicFrameLocks xmlns:a="http://schemas.openxmlformats.org/drawingml/2006/main" noChangeAspect="1"/>
+            </wp:cNvGraphicFramePr>
+            <a:graphic xmlns:a="http://schemas.openxmlformats.org/drawingml/2006/main">
+              <a:graphicData uri="http://schemas.openxmlformats.org/drawingml/2006/picture">
+                <pic:pic xmlns:pic="http://schemas.openxmlformats.org/drawingml/2006/picture">
+                  <pic:nvPicPr>
+                    <pic:cNvPr id="953315468" name="Imagem 953315468"/>
+                    <pic:cNvPicPr/>
+                  </pic:nvPicPr>
+                  <pic:blipFill>
+                    <a:blip r:embed="rId9">
+                      <a:extLst>
+                        <a:ext uri="{28A0092B-C50C-407E-A947-70E740481C1C}">
+                          <a14:useLocalDpi xmlns:a14="http://schemas.microsoft.com/office/drawing/2010/main" val="0"/>
+                        </a:ext>
+                      </a:extLst>
+                    </a:blip>
+                    <a:stretch>
+                      <a:fillRect/>
+                    </a:stretch>
+                  </pic:blipFill>
+                  <pic:spPr>
+                    <a:xfrm>
+                      <a:off x="0" y="0"/>
+                      <a:ext cx="3936350" cy="8583273"/>
+                    </a:xfrm>
+                    <a:prstGeom prst="rect">
+                      <a:avLst/>
+                    </a:prstGeom>
+                  </pic:spPr>
+                </pic:pic>
+              </a:graphicData>
+            </a:graphic>
+          </wp:inline>
+        </w:drawing>
+      </w:r>
     </w:p>
     <w:p>
       <w:pPr>
@@ -1539,19 +1745,52 @@
         </w:rPr>
         <w:t>as pessoas do grupo</w:t>
       </w:r>
-    </w:p>
-    <w:p>
-      <w:pPr>
-        <w:jc w:val="both"/>
-        <w:rPr>
-          <w:rFonts w:ascii="Arial" w:hAnsi="Arial" w:cs="Arial"/>
-        </w:rPr>
-      </w:pPr>
-    </w:p>
-    <w:p>
-      <w:pPr>
-        <w:pStyle w:val="Ttulo1"/>
-      </w:pPr>
+      <w:r>
+        <w:rPr>
+          <w:rFonts w:ascii="Arial" w:hAnsi="Arial" w:cs="Arial"/>
+        </w:rPr>
+        <w:t>.</w:t>
+      </w:r>
+    </w:p>
+    <w:p>
+      <w:pPr>
+        <w:ind w:firstLine="708"/>
+        <w:jc w:val="both"/>
+        <w:rPr>
+          <w:rFonts w:ascii="Arial" w:hAnsi="Arial" w:cs="Arial"/>
+          <w:u w:val="single"/>
+        </w:rPr>
+      </w:pPr>
+      <w:r>
+        <w:rPr>
+          <w:rFonts w:ascii="Arial" w:hAnsi="Arial" w:cs="Arial"/>
+        </w:rPr>
+        <w:t>E</w:t>
+      </w:r>
+      <w:r>
+        <w:rPr>
+          <w:rFonts w:ascii="Arial" w:hAnsi="Arial" w:cs="Arial"/>
+        </w:rPr>
+        <w:t xml:space="preserve">sse padrão também </w:t>
+      </w:r>
+      <w:r>
+        <w:rPr>
+          <w:rFonts w:ascii="Arial" w:hAnsi="Arial" w:cs="Arial"/>
+        </w:rPr>
+        <w:t>auxilia a modificação de</w:t>
+      </w:r>
+      <w:r>
+        <w:rPr>
+          <w:rFonts w:ascii="Arial" w:hAnsi="Arial" w:cs="Arial"/>
+        </w:rPr>
+        <w:t xml:space="preserve"> uma das partes do código, já que existe um intermediário entre a parte gráfica e a parte de dados, evitando prob</w:t>
+      </w:r>
+      <w:r>
+        <w:rPr>
+          <w:rFonts w:ascii="Arial" w:hAnsi="Arial" w:cs="Arial"/>
+        </w:rPr>
+        <w:t>lemas entre as duas partes.</w:t>
+      </w:r>
     </w:p>
     <w:sectPr>
       <w:pgSz w:w="11906" w:h="16838"/>
